--- a/cartas_solicitud/Carta_Solicitud_ELE0300735_SEÑALES_Y_CONTROL.docx
+++ b/cartas_solicitud/Carta_Solicitud_ELE0300735_SEÑALES_Y_CONTROL.docx
@@ -11,7 +11,7 @@
           <w:color w:val="646464"/>
           <w:sz w:val="20"/>
         </w:rPr>
-        <w:t>Neiva, Huila, 24 de octubre de 2026</w:t>
+        <w:t>Neiva, Huila, 25 de octubre de 2026</w:t>
         <w:br/>
       </w:r>
     </w:p>
@@ -88,7 +88,7 @@
         <w:br/>
         <w:t>• Semestre del Plan de Estudios: Semestre 7°</w:t>
         <w:br/>
-        <w:t>• Total de Estudiantes Solicitantes Preinscritos: 15 estudiantes</w:t>
+        <w:t>• Total de Estudiantes Solicitantes Preinscritos: 20 estudiantes</w:t>
       </w:r>
     </w:p>
     <w:p>
@@ -97,7 +97,7 @@
         <w:jc w:val="both"/>
       </w:pPr>
       <w:r>
-        <w:t>Manifestamos nuestro compromiso formal de matrícula y cumplimiento con los requerimientos académicos y arancelarios correspondientes al curso vacacional. Dado que contamos con un grupo sólido de 15 estudiantes interesados (superando el cupo mínimo requerido de 10 estudiantes), solicitamos su valiosa gestión ante la Coordinación Académica y la Dirección de Programa para su respectiva aprobación, asignación docente y programación de horarios.</w:t>
+        <w:t>Manifestamos nuestro compromiso formal de matrícula y cumplimiento con los requerimientos académicos y arancelarios correspondientes al curso vacacional. Dado que contamos con un grupo sólido de 20 estudiantes interesados (superando el cupo mínimo requerido de 10 estudiantes), solicitamos su valiosa gestión ante la Coordinación Académica y la Dirección de Programa para su respectiva aprobación, asignación docente y programación de horarios.</w:t>
       </w:r>
     </w:p>
     <w:p>
@@ -668,7 +668,7 @@
                 <w:b/>
                 <w:sz w:val="17"/>
               </w:rPr>
-              <w:t>Daniel Andres Quintero Sandoval</w:t>
+              <w:t>Karen viviana Gaona vargas</w:t>
             </w:r>
           </w:p>
         </w:tc>
@@ -691,7 +691,7 @@
               <w:rPr>
                 <w:sz w:val="17"/>
               </w:rPr>
-              <w:t>1130657578</w:t>
+              <w:t>1077866338</w:t>
             </w:r>
           </w:p>
         </w:tc>
@@ -714,7 +714,7 @@
               <w:rPr>
                 <w:sz w:val="17"/>
               </w:rPr>
-              <w:t>3124805685</w:t>
+              <w:t>3202555302</w:t>
             </w:r>
           </w:p>
         </w:tc>
@@ -784,7 +784,7 @@
                 <w:b/>
                 <w:sz w:val="17"/>
               </w:rPr>
-              <w:t>Rigoberto Alonso Peñaloza Criado</w:t>
+              <w:t>Daniel Andres Quintero Sandoval</w:t>
             </w:r>
           </w:p>
         </w:tc>
@@ -807,7 +807,7 @@
               <w:rPr>
                 <w:sz w:val="17"/>
               </w:rPr>
-              <w:t>1094244541</w:t>
+              <w:t>1130657578</w:t>
             </w:r>
           </w:p>
         </w:tc>
@@ -830,7 +830,7 @@
               <w:rPr>
                 <w:sz w:val="17"/>
               </w:rPr>
-              <w:t>3132657330</w:t>
+              <w:t>3124805685</w:t>
             </w:r>
           </w:p>
         </w:tc>
@@ -850,11 +850,38 @@
               <w:jc w:val="center"/>
             </w:pPr>
             <w:r>
-              <w:rPr>
-                <w:color w:val="A0A0A0"/>
-                <w:sz w:val="15"/>
-              </w:rPr>
-              <w:t>____________________</w:t>
+              <w:drawing>
+                <wp:inline xmlns:a="http://schemas.openxmlformats.org/drawingml/2006/main" xmlns:pic="http://schemas.openxmlformats.org/drawingml/2006/picture">
+                  <wp:extent cx="731520" cy="292608"/>
+                  <wp:docPr id="2" name="Picture 2"/>
+                  <wp:cNvGraphicFramePr>
+                    <a:graphicFrameLocks noChangeAspect="1"/>
+                  </wp:cNvGraphicFramePr>
+                  <a:graphic>
+                    <a:graphicData uri="http://schemas.openxmlformats.org/drawingml/2006/picture">
+                      <pic:pic>
+                        <pic:nvPicPr>
+                          <pic:cNvPr id="0" name="image.png"/>
+                          <pic:cNvPicPr/>
+                        </pic:nvPicPr>
+                        <pic:blipFill>
+                          <a:blip r:embed="rId10"/>
+                          <a:stretch>
+                            <a:fillRect/>
+                          </a:stretch>
+                        </pic:blipFill>
+                        <pic:spPr>
+                          <a:xfrm>
+                            <a:off x="0" y="0"/>
+                            <a:ext cx="731520" cy="292608"/>
+                          </a:xfrm>
+                          <a:prstGeom prst="rect"/>
+                        </pic:spPr>
+                      </pic:pic>
+                    </a:graphicData>
+                  </a:graphic>
+                </wp:inline>
+              </w:drawing>
             </w:r>
           </w:p>
         </w:tc>
@@ -900,7 +927,7 @@
                 <w:b/>
                 <w:sz w:val="17"/>
               </w:rPr>
-              <w:t>Jonathan perez</w:t>
+              <w:t>Rigoberto Alonso Peñaloza Criado</w:t>
             </w:r>
           </w:p>
         </w:tc>
@@ -923,7 +950,7 @@
               <w:rPr>
                 <w:sz w:val="17"/>
               </w:rPr>
-              <w:t>6804620</w:t>
+              <w:t>1094244541</w:t>
             </w:r>
           </w:p>
         </w:tc>
@@ -946,7 +973,7 @@
               <w:rPr>
                 <w:sz w:val="17"/>
               </w:rPr>
-              <w:t>3142441213</w:t>
+              <w:t>3132657330</w:t>
             </w:r>
           </w:p>
         </w:tc>
@@ -969,7 +996,7 @@
               <w:drawing>
                 <wp:inline xmlns:a="http://schemas.openxmlformats.org/drawingml/2006/main" xmlns:pic="http://schemas.openxmlformats.org/drawingml/2006/picture">
                   <wp:extent cx="731520" cy="292608"/>
-                  <wp:docPr id="2" name="Picture 2"/>
+                  <wp:docPr id="3" name="Picture 3"/>
                   <wp:cNvGraphicFramePr>
                     <a:graphicFrameLocks noChangeAspect="1"/>
                   </wp:cNvGraphicFramePr>
@@ -981,7 +1008,7 @@
                           <pic:cNvPicPr/>
                         </pic:nvPicPr>
                         <pic:blipFill>
-                          <a:blip r:embed="rId10"/>
+                          <a:blip r:embed="rId11"/>
                           <a:stretch>
                             <a:fillRect/>
                           </a:stretch>
@@ -1043,7 +1070,7 @@
                 <w:b/>
                 <w:sz w:val="17"/>
               </w:rPr>
-              <w:t>Felipe Suare criollo</w:t>
+              <w:t>Jonathan perez</w:t>
             </w:r>
           </w:p>
         </w:tc>
@@ -1066,7 +1093,7 @@
               <w:rPr>
                 <w:sz w:val="17"/>
               </w:rPr>
-              <w:t>ELE120251062</w:t>
+              <w:t>6804620</w:t>
             </w:r>
           </w:p>
         </w:tc>
@@ -1089,7 +1116,7 @@
               <w:rPr>
                 <w:sz w:val="17"/>
               </w:rPr>
-              <w:t>3218755379</w:t>
+              <w:t>3142441213</w:t>
             </w:r>
           </w:p>
         </w:tc>
@@ -1111,8 +1138,8 @@
             <w:r>
               <w:drawing>
                 <wp:inline xmlns:a="http://schemas.openxmlformats.org/drawingml/2006/main" xmlns:pic="http://schemas.openxmlformats.org/drawingml/2006/picture">
-                  <wp:extent cx="1371299" cy="292608"/>
-                  <wp:docPr id="3" name="Picture 3"/>
+                  <wp:extent cx="731520" cy="292608"/>
+                  <wp:docPr id="4" name="Picture 4"/>
                   <wp:cNvGraphicFramePr>
                     <a:graphicFrameLocks noChangeAspect="1"/>
                   </wp:cNvGraphicFramePr>
@@ -1124,7 +1151,7 @@
                           <pic:cNvPicPr/>
                         </pic:nvPicPr>
                         <pic:blipFill>
-                          <a:blip r:embed="rId11"/>
+                          <a:blip r:embed="rId12"/>
                           <a:stretch>
                             <a:fillRect/>
                           </a:stretch>
@@ -1132,7 +1159,7 @@
                         <pic:spPr>
                           <a:xfrm>
                             <a:off x="0" y="0"/>
-                            <a:ext cx="1371299" cy="292608"/>
+                            <a:ext cx="731520" cy="292608"/>
                           </a:xfrm>
                           <a:prstGeom prst="rect"/>
                         </pic:spPr>
@@ -1186,7 +1213,7 @@
                 <w:b/>
                 <w:sz w:val="17"/>
               </w:rPr>
-              <w:t>John jairo Sánchez garcia</w:t>
+              <w:t>Felipe Suare criollo</w:t>
             </w:r>
           </w:p>
         </w:tc>
@@ -1209,7 +1236,7 @@
               <w:rPr>
                 <w:sz w:val="17"/>
               </w:rPr>
-              <w:t>79843323</w:t>
+              <w:t>ELE120251062</w:t>
             </w:r>
           </w:p>
         </w:tc>
@@ -1232,7 +1259,7 @@
               <w:rPr>
                 <w:sz w:val="17"/>
               </w:rPr>
-              <w:t>3108505201</w:t>
+              <w:t>3218755379</w:t>
             </w:r>
           </w:p>
         </w:tc>
@@ -1254,8 +1281,8 @@
             <w:r>
               <w:drawing>
                 <wp:inline xmlns:a="http://schemas.openxmlformats.org/drawingml/2006/main" xmlns:pic="http://schemas.openxmlformats.org/drawingml/2006/picture">
-                  <wp:extent cx="1370333" cy="292608"/>
-                  <wp:docPr id="4" name="Picture 4"/>
+                  <wp:extent cx="1371299" cy="292608"/>
+                  <wp:docPr id="5" name="Picture 5"/>
                   <wp:cNvGraphicFramePr>
                     <a:graphicFrameLocks noChangeAspect="1"/>
                   </wp:cNvGraphicFramePr>
@@ -1267,7 +1294,7 @@
                           <pic:cNvPicPr/>
                         </pic:nvPicPr>
                         <pic:blipFill>
-                          <a:blip r:embed="rId12"/>
+                          <a:blip r:embed="rId13"/>
                           <a:stretch>
                             <a:fillRect/>
                           </a:stretch>
@@ -1275,7 +1302,7 @@
                         <pic:spPr>
                           <a:xfrm>
                             <a:off x="0" y="0"/>
-                            <a:ext cx="1370333" cy="292608"/>
+                            <a:ext cx="1371299" cy="292608"/>
                           </a:xfrm>
                           <a:prstGeom prst="rect"/>
                         </pic:spPr>
@@ -1329,7 +1356,7 @@
                 <w:b/>
                 <w:sz w:val="17"/>
               </w:rPr>
-              <w:t>Cristhian camilo Alvarez naranjo</w:t>
+              <w:t>John jairo Sánchez garcia</w:t>
             </w:r>
           </w:p>
         </w:tc>
@@ -1352,7 +1379,7 @@
               <w:rPr>
                 <w:sz w:val="17"/>
               </w:rPr>
-              <w:t>1110546856</w:t>
+              <w:t>79843323</w:t>
             </w:r>
           </w:p>
         </w:tc>
@@ -1375,7 +1402,7 @@
               <w:rPr>
                 <w:sz w:val="17"/>
               </w:rPr>
-              <w:t>3214597005</w:t>
+              <w:t>3108505201</w:t>
             </w:r>
           </w:p>
         </w:tc>
@@ -1397,8 +1424,8 @@
             <w:r>
               <w:drawing>
                 <wp:inline xmlns:a="http://schemas.openxmlformats.org/drawingml/2006/main" xmlns:pic="http://schemas.openxmlformats.org/drawingml/2006/picture">
-                  <wp:extent cx="1371299" cy="292608"/>
-                  <wp:docPr id="5" name="Picture 5"/>
+                  <wp:extent cx="1370333" cy="292608"/>
+                  <wp:docPr id="6" name="Picture 6"/>
                   <wp:cNvGraphicFramePr>
                     <a:graphicFrameLocks noChangeAspect="1"/>
                   </wp:cNvGraphicFramePr>
@@ -1410,7 +1437,7 @@
                           <pic:cNvPicPr/>
                         </pic:nvPicPr>
                         <pic:blipFill>
-                          <a:blip r:embed="rId13"/>
+                          <a:blip r:embed="rId14"/>
                           <a:stretch>
                             <a:fillRect/>
                           </a:stretch>
@@ -1418,7 +1445,7 @@
                         <pic:spPr>
                           <a:xfrm>
                             <a:off x="0" y="0"/>
-                            <a:ext cx="1371299" cy="292608"/>
+                            <a:ext cx="1370333" cy="292608"/>
                           </a:xfrm>
                           <a:prstGeom prst="rect"/>
                         </pic:spPr>
@@ -1472,7 +1499,7 @@
                 <w:b/>
                 <w:sz w:val="17"/>
               </w:rPr>
-              <w:t>Cristian David Adamez Ceballes</w:t>
+              <w:t>Cristhian camilo Alvarez naranjo</w:t>
             </w:r>
           </w:p>
         </w:tc>
@@ -1495,7 +1522,7 @@
               <w:rPr>
                 <w:sz w:val="17"/>
               </w:rPr>
-              <w:t>1007163619</w:t>
+              <w:t>1110546856</w:t>
             </w:r>
           </w:p>
         </w:tc>
@@ -1518,7 +1545,7 @@
               <w:rPr>
                 <w:sz w:val="17"/>
               </w:rPr>
-              <w:t>3116307784</w:t>
+              <w:t>3214597005</w:t>
             </w:r>
           </w:p>
         </w:tc>
@@ -1540,8 +1567,8 @@
             <w:r>
               <w:drawing>
                 <wp:inline xmlns:a="http://schemas.openxmlformats.org/drawingml/2006/main" xmlns:pic="http://schemas.openxmlformats.org/drawingml/2006/picture">
-                  <wp:extent cx="731520" cy="292608"/>
-                  <wp:docPr id="6" name="Picture 6"/>
+                  <wp:extent cx="1371299" cy="292608"/>
+                  <wp:docPr id="7" name="Picture 7"/>
                   <wp:cNvGraphicFramePr>
                     <a:graphicFrameLocks noChangeAspect="1"/>
                   </wp:cNvGraphicFramePr>
@@ -1553,7 +1580,7 @@
                           <pic:cNvPicPr/>
                         </pic:nvPicPr>
                         <pic:blipFill>
-                          <a:blip r:embed="rId14"/>
+                          <a:blip r:embed="rId15"/>
                           <a:stretch>
                             <a:fillRect/>
                           </a:stretch>
@@ -1561,7 +1588,7 @@
                         <pic:spPr>
                           <a:xfrm>
                             <a:off x="0" y="0"/>
-                            <a:ext cx="731520" cy="292608"/>
+                            <a:ext cx="1371299" cy="292608"/>
                           </a:xfrm>
                           <a:prstGeom prst="rect"/>
                         </pic:spPr>
@@ -1615,7 +1642,7 @@
                 <w:b/>
                 <w:sz w:val="17"/>
               </w:rPr>
-              <w:t>Yessica Andrea Triana Jaime</w:t>
+              <w:t>Cristian David Adamez Ceballes</w:t>
             </w:r>
           </w:p>
         </w:tc>
@@ -1638,7 +1665,7 @@
               <w:rPr>
                 <w:sz w:val="17"/>
               </w:rPr>
-              <w:t>1083903194</w:t>
+              <w:t>1007163619</w:t>
             </w:r>
           </w:p>
         </w:tc>
@@ -1661,7 +1688,7 @@
               <w:rPr>
                 <w:sz w:val="17"/>
               </w:rPr>
-              <w:t>3138468363</w:t>
+              <w:t>3116307784</w:t>
             </w:r>
           </w:p>
         </w:tc>
@@ -1684,7 +1711,7 @@
               <w:drawing>
                 <wp:inline xmlns:a="http://schemas.openxmlformats.org/drawingml/2006/main" xmlns:pic="http://schemas.openxmlformats.org/drawingml/2006/picture">
                   <wp:extent cx="731520" cy="292608"/>
-                  <wp:docPr id="7" name="Picture 7"/>
+                  <wp:docPr id="8" name="Picture 8"/>
                   <wp:cNvGraphicFramePr>
                     <a:graphicFrameLocks noChangeAspect="1"/>
                   </wp:cNvGraphicFramePr>
@@ -1696,7 +1723,7 @@
                           <pic:cNvPicPr/>
                         </pic:nvPicPr>
                         <pic:blipFill>
-                          <a:blip r:embed="rId15"/>
+                          <a:blip r:embed="rId16"/>
                           <a:stretch>
                             <a:fillRect/>
                           </a:stretch>
@@ -1758,7 +1785,7 @@
                 <w:b/>
                 <w:sz w:val="17"/>
               </w:rPr>
-              <w:t>Yonier Castillo Mamian</w:t>
+              <w:t>Yessica Andrea Triana Jaime</w:t>
             </w:r>
           </w:p>
         </w:tc>
@@ -1781,7 +1808,7 @@
               <w:rPr>
                 <w:sz w:val="17"/>
               </w:rPr>
-              <w:t>1007393163</w:t>
+              <w:t>1083903194</w:t>
             </w:r>
           </w:p>
         </w:tc>
@@ -1804,7 +1831,7 @@
               <w:rPr>
                 <w:sz w:val="17"/>
               </w:rPr>
-              <w:t>3146332975</w:t>
+              <w:t>3138468363</w:t>
             </w:r>
           </w:p>
         </w:tc>
@@ -1827,7 +1854,7 @@
               <w:drawing>
                 <wp:inline xmlns:a="http://schemas.openxmlformats.org/drawingml/2006/main" xmlns:pic="http://schemas.openxmlformats.org/drawingml/2006/picture">
                   <wp:extent cx="731520" cy="292608"/>
-                  <wp:docPr id="8" name="Picture 8"/>
+                  <wp:docPr id="9" name="Picture 9"/>
                   <wp:cNvGraphicFramePr>
                     <a:graphicFrameLocks noChangeAspect="1"/>
                   </wp:cNvGraphicFramePr>
@@ -1839,7 +1866,7 @@
                           <pic:cNvPicPr/>
                         </pic:nvPicPr>
                         <pic:blipFill>
-                          <a:blip r:embed="rId16"/>
+                          <a:blip r:embed="rId17"/>
                           <a:stretch>
                             <a:fillRect/>
                           </a:stretch>
@@ -1901,7 +1928,7 @@
                 <w:b/>
                 <w:sz w:val="17"/>
               </w:rPr>
-              <w:t>Yamid René Potosí</w:t>
+              <w:t>Yonier Castillo Mamian</w:t>
             </w:r>
           </w:p>
         </w:tc>
@@ -1924,7 +1951,7 @@
               <w:rPr>
                 <w:sz w:val="17"/>
               </w:rPr>
-              <w:t>1063808522</w:t>
+              <w:t>1007393163</w:t>
             </w:r>
           </w:p>
         </w:tc>
@@ -1947,7 +1974,7 @@
               <w:rPr>
                 <w:sz w:val="17"/>
               </w:rPr>
-              <w:t>3042230424</w:t>
+              <w:t>3146332975</w:t>
             </w:r>
           </w:p>
         </w:tc>
@@ -1970,7 +1997,7 @@
               <w:drawing>
                 <wp:inline xmlns:a="http://schemas.openxmlformats.org/drawingml/2006/main" xmlns:pic="http://schemas.openxmlformats.org/drawingml/2006/picture">
                   <wp:extent cx="731520" cy="292608"/>
-                  <wp:docPr id="9" name="Picture 9"/>
+                  <wp:docPr id="10" name="Picture 10"/>
                   <wp:cNvGraphicFramePr>
                     <a:graphicFrameLocks noChangeAspect="1"/>
                   </wp:cNvGraphicFramePr>
@@ -1982,7 +2009,7 @@
                           <pic:cNvPicPr/>
                         </pic:nvPicPr>
                         <pic:blipFill>
-                          <a:blip r:embed="rId17"/>
+                          <a:blip r:embed="rId18"/>
                           <a:stretch>
                             <a:fillRect/>
                           </a:stretch>
@@ -2044,7 +2071,7 @@
                 <w:b/>
                 <w:sz w:val="17"/>
               </w:rPr>
-              <w:t>JUAN SEBASTIÁN NARVAEZ SANCHEZ</w:t>
+              <w:t>Yamid René Potosí</w:t>
             </w:r>
           </w:p>
         </w:tc>
@@ -2067,7 +2094,7 @@
               <w:rPr>
                 <w:sz w:val="17"/>
               </w:rPr>
-              <w:t>1061772379</w:t>
+              <w:t>1063808522</w:t>
             </w:r>
           </w:p>
         </w:tc>
@@ -2090,7 +2117,7 @@
               <w:rPr>
                 <w:sz w:val="17"/>
               </w:rPr>
-              <w:t>3206262686</w:t>
+              <w:t>3042230424</w:t>
             </w:r>
           </w:p>
         </w:tc>
@@ -2113,7 +2140,7 @@
               <w:drawing>
                 <wp:inline xmlns:a="http://schemas.openxmlformats.org/drawingml/2006/main" xmlns:pic="http://schemas.openxmlformats.org/drawingml/2006/picture">
                   <wp:extent cx="731520" cy="292608"/>
-                  <wp:docPr id="10" name="Picture 10"/>
+                  <wp:docPr id="11" name="Picture 11"/>
                   <wp:cNvGraphicFramePr>
                     <a:graphicFrameLocks noChangeAspect="1"/>
                   </wp:cNvGraphicFramePr>
@@ -2125,7 +2152,7 @@
                           <pic:cNvPicPr/>
                         </pic:nvPicPr>
                         <pic:blipFill>
-                          <a:blip r:embed="rId18"/>
+                          <a:blip r:embed="rId19"/>
                           <a:stretch>
                             <a:fillRect/>
                           </a:stretch>
@@ -2187,7 +2214,7 @@
                 <w:b/>
                 <w:sz w:val="17"/>
               </w:rPr>
-              <w:t>Rodrigo Roa Lugo</w:t>
+              <w:t>Juan Sebastián Narvaez Sánchez</w:t>
             </w:r>
           </w:p>
         </w:tc>
@@ -2210,7 +2237,7 @@
               <w:rPr>
                 <w:sz w:val="17"/>
               </w:rPr>
-              <w:t>1075545434</w:t>
+              <w:t>1061772379</w:t>
             </w:r>
           </w:p>
         </w:tc>
@@ -2233,7 +2260,7 @@
               <w:rPr>
                 <w:sz w:val="17"/>
               </w:rPr>
-              <w:t>3156290775</w:t>
+              <w:t>3206262686</w:t>
             </w:r>
           </w:p>
         </w:tc>
@@ -2256,7 +2283,7 @@
               <w:drawing>
                 <wp:inline xmlns:a="http://schemas.openxmlformats.org/drawingml/2006/main" xmlns:pic="http://schemas.openxmlformats.org/drawingml/2006/picture">
                   <wp:extent cx="731520" cy="292608"/>
-                  <wp:docPr id="11" name="Picture 11"/>
+                  <wp:docPr id="12" name="Picture 12"/>
                   <wp:cNvGraphicFramePr>
                     <a:graphicFrameLocks noChangeAspect="1"/>
                   </wp:cNvGraphicFramePr>
@@ -2268,7 +2295,722 @@
                           <pic:cNvPicPr/>
                         </pic:nvPicPr>
                         <pic:blipFill>
-                          <a:blip r:embed="rId19"/>
+                          <a:blip r:embed="rId20"/>
+                          <a:stretch>
+                            <a:fillRect/>
+                          </a:stretch>
+                        </pic:blipFill>
+                        <pic:spPr>
+                          <a:xfrm>
+                            <a:off x="0" y="0"/>
+                            <a:ext cx="731520" cy="292608"/>
+                          </a:xfrm>
+                          <a:prstGeom prst="rect"/>
+                        </pic:spPr>
+                      </pic:pic>
+                    </a:graphicData>
+                  </a:graphic>
+                </wp:inline>
+              </w:drawing>
+            </w:r>
+          </w:p>
+        </w:tc>
+      </w:tr>
+      <w:tr>
+        <w:tc>
+          <w:tcPr>
+            <w:tcW w:type="dxa" w:w="576"/>
+            <w:tcMar>
+              <w:top w:w="100" w:type="dxa"/>
+              <w:bottom w:w="100" w:type="dxa"/>
+              <w:left w:w="80" w:type="dxa"/>
+              <w:right w:w="80" w:type="dxa"/>
+            </w:tcMar>
+            <w:shd w:fill="F9FAF8"/>
+          </w:tcPr>
+          <w:p>
+            <w:pPr>
+              <w:jc w:val="center"/>
+            </w:pPr>
+            <w:r>
+              <w:rPr>
+                <w:sz w:val="17"/>
+              </w:rPr>
+              <w:t>16</w:t>
+            </w:r>
+          </w:p>
+        </w:tc>
+        <w:tc>
+          <w:tcPr>
+            <w:tcW w:type="dxa" w:w="3312"/>
+            <w:tcMar>
+              <w:top w:w="100" w:type="dxa"/>
+              <w:bottom w:w="100" w:type="dxa"/>
+              <w:left w:w="80" w:type="dxa"/>
+              <w:right w:w="80" w:type="dxa"/>
+            </w:tcMar>
+            <w:shd w:fill="F9FAF8"/>
+          </w:tcPr>
+          <w:p>
+            <w:r>
+              <w:rPr>
+                <w:b/>
+                <w:sz w:val="17"/>
+              </w:rPr>
+              <w:t>Rodrigo Roa Lugo</w:t>
+            </w:r>
+          </w:p>
+        </w:tc>
+        <w:tc>
+          <w:tcPr>
+            <w:tcW w:type="dxa" w:w="1728"/>
+            <w:tcMar>
+              <w:top w:w="100" w:type="dxa"/>
+              <w:bottom w:w="100" w:type="dxa"/>
+              <w:left w:w="80" w:type="dxa"/>
+              <w:right w:w="80" w:type="dxa"/>
+            </w:tcMar>
+            <w:shd w:fill="F9FAF8"/>
+          </w:tcPr>
+          <w:p>
+            <w:pPr>
+              <w:jc w:val="center"/>
+            </w:pPr>
+            <w:r>
+              <w:rPr>
+                <w:sz w:val="17"/>
+              </w:rPr>
+              <w:t>1075545434</w:t>
+            </w:r>
+          </w:p>
+        </w:tc>
+        <w:tc>
+          <w:tcPr>
+            <w:tcW w:type="dxa" w:w="1584"/>
+            <w:tcMar>
+              <w:top w:w="100" w:type="dxa"/>
+              <w:bottom w:w="100" w:type="dxa"/>
+              <w:left w:w="80" w:type="dxa"/>
+              <w:right w:w="80" w:type="dxa"/>
+            </w:tcMar>
+            <w:shd w:fill="F9FAF8"/>
+          </w:tcPr>
+          <w:p>
+            <w:pPr>
+              <w:jc w:val="center"/>
+            </w:pPr>
+            <w:r>
+              <w:rPr>
+                <w:sz w:val="17"/>
+              </w:rPr>
+              <w:t>3156290775</w:t>
+            </w:r>
+          </w:p>
+        </w:tc>
+        <w:tc>
+          <w:tcPr>
+            <w:tcW w:type="dxa" w:w="2592"/>
+            <w:tcMar>
+              <w:top w:w="100" w:type="dxa"/>
+              <w:bottom w:w="100" w:type="dxa"/>
+              <w:left w:w="80" w:type="dxa"/>
+              <w:right w:w="80" w:type="dxa"/>
+            </w:tcMar>
+            <w:shd w:fill="F9FAF8"/>
+          </w:tcPr>
+          <w:p>
+            <w:pPr>
+              <w:jc w:val="center"/>
+            </w:pPr>
+            <w:r>
+              <w:drawing>
+                <wp:inline xmlns:a="http://schemas.openxmlformats.org/drawingml/2006/main" xmlns:pic="http://schemas.openxmlformats.org/drawingml/2006/picture">
+                  <wp:extent cx="731520" cy="292608"/>
+                  <wp:docPr id="13" name="Picture 13"/>
+                  <wp:cNvGraphicFramePr>
+                    <a:graphicFrameLocks noChangeAspect="1"/>
+                  </wp:cNvGraphicFramePr>
+                  <a:graphic>
+                    <a:graphicData uri="http://schemas.openxmlformats.org/drawingml/2006/picture">
+                      <pic:pic>
+                        <pic:nvPicPr>
+                          <pic:cNvPr id="0" name="image.png"/>
+                          <pic:cNvPicPr/>
+                        </pic:nvPicPr>
+                        <pic:blipFill>
+                          <a:blip r:embed="rId21"/>
+                          <a:stretch>
+                            <a:fillRect/>
+                          </a:stretch>
+                        </pic:blipFill>
+                        <pic:spPr>
+                          <a:xfrm>
+                            <a:off x="0" y="0"/>
+                            <a:ext cx="731520" cy="292608"/>
+                          </a:xfrm>
+                          <a:prstGeom prst="rect"/>
+                        </pic:spPr>
+                      </pic:pic>
+                    </a:graphicData>
+                  </a:graphic>
+                </wp:inline>
+              </w:drawing>
+            </w:r>
+          </w:p>
+        </w:tc>
+      </w:tr>
+      <w:tr>
+        <w:tc>
+          <w:tcPr>
+            <w:tcW w:type="dxa" w:w="576"/>
+            <w:tcMar>
+              <w:top w:w="100" w:type="dxa"/>
+              <w:bottom w:w="100" w:type="dxa"/>
+              <w:left w:w="80" w:type="dxa"/>
+              <w:right w:w="80" w:type="dxa"/>
+            </w:tcMar>
+            <w:shd w:fill="FFFFFF"/>
+          </w:tcPr>
+          <w:p>
+            <w:pPr>
+              <w:jc w:val="center"/>
+            </w:pPr>
+            <w:r>
+              <w:rPr>
+                <w:sz w:val="17"/>
+              </w:rPr>
+              <w:t>17</w:t>
+            </w:r>
+          </w:p>
+        </w:tc>
+        <w:tc>
+          <w:tcPr>
+            <w:tcW w:type="dxa" w:w="3312"/>
+            <w:tcMar>
+              <w:top w:w="100" w:type="dxa"/>
+              <w:bottom w:w="100" w:type="dxa"/>
+              <w:left w:w="80" w:type="dxa"/>
+              <w:right w:w="80" w:type="dxa"/>
+            </w:tcMar>
+            <w:shd w:fill="FFFFFF"/>
+          </w:tcPr>
+          <w:p>
+            <w:r>
+              <w:rPr>
+                <w:b/>
+                <w:sz w:val="17"/>
+              </w:rPr>
+              <w:t>José Daniel Suaza Suárez</w:t>
+            </w:r>
+          </w:p>
+        </w:tc>
+        <w:tc>
+          <w:tcPr>
+            <w:tcW w:type="dxa" w:w="1728"/>
+            <w:tcMar>
+              <w:top w:w="100" w:type="dxa"/>
+              <w:bottom w:w="100" w:type="dxa"/>
+              <w:left w:w="80" w:type="dxa"/>
+              <w:right w:w="80" w:type="dxa"/>
+            </w:tcMar>
+            <w:shd w:fill="FFFFFF"/>
+          </w:tcPr>
+          <w:p>
+            <w:pPr>
+              <w:jc w:val="center"/>
+            </w:pPr>
+            <w:r>
+              <w:rPr>
+                <w:sz w:val="17"/>
+              </w:rPr>
+              <w:t>1077852211</w:t>
+            </w:r>
+          </w:p>
+        </w:tc>
+        <w:tc>
+          <w:tcPr>
+            <w:tcW w:type="dxa" w:w="1584"/>
+            <w:tcMar>
+              <w:top w:w="100" w:type="dxa"/>
+              <w:bottom w:w="100" w:type="dxa"/>
+              <w:left w:w="80" w:type="dxa"/>
+              <w:right w:w="80" w:type="dxa"/>
+            </w:tcMar>
+            <w:shd w:fill="FFFFFF"/>
+          </w:tcPr>
+          <w:p>
+            <w:pPr>
+              <w:jc w:val="center"/>
+            </w:pPr>
+            <w:r>
+              <w:rPr>
+                <w:sz w:val="17"/>
+              </w:rPr>
+              <w:t>3104803980</w:t>
+            </w:r>
+          </w:p>
+        </w:tc>
+        <w:tc>
+          <w:tcPr>
+            <w:tcW w:type="dxa" w:w="2592"/>
+            <w:tcMar>
+              <w:top w:w="100" w:type="dxa"/>
+              <w:bottom w:w="100" w:type="dxa"/>
+              <w:left w:w="80" w:type="dxa"/>
+              <w:right w:w="80" w:type="dxa"/>
+            </w:tcMar>
+            <w:shd w:fill="FFFFFF"/>
+          </w:tcPr>
+          <w:p>
+            <w:pPr>
+              <w:jc w:val="center"/>
+            </w:pPr>
+            <w:r>
+              <w:drawing>
+                <wp:inline xmlns:a="http://schemas.openxmlformats.org/drawingml/2006/main" xmlns:pic="http://schemas.openxmlformats.org/drawingml/2006/picture">
+                  <wp:extent cx="731520" cy="292608"/>
+                  <wp:docPr id="14" name="Picture 14"/>
+                  <wp:cNvGraphicFramePr>
+                    <a:graphicFrameLocks noChangeAspect="1"/>
+                  </wp:cNvGraphicFramePr>
+                  <a:graphic>
+                    <a:graphicData uri="http://schemas.openxmlformats.org/drawingml/2006/picture">
+                      <pic:pic>
+                        <pic:nvPicPr>
+                          <pic:cNvPr id="0" name="image.png"/>
+                          <pic:cNvPicPr/>
+                        </pic:nvPicPr>
+                        <pic:blipFill>
+                          <a:blip r:embed="rId22"/>
+                          <a:stretch>
+                            <a:fillRect/>
+                          </a:stretch>
+                        </pic:blipFill>
+                        <pic:spPr>
+                          <a:xfrm>
+                            <a:off x="0" y="0"/>
+                            <a:ext cx="731520" cy="292608"/>
+                          </a:xfrm>
+                          <a:prstGeom prst="rect"/>
+                        </pic:spPr>
+                      </pic:pic>
+                    </a:graphicData>
+                  </a:graphic>
+                </wp:inline>
+              </w:drawing>
+            </w:r>
+          </w:p>
+        </w:tc>
+      </w:tr>
+      <w:tr>
+        <w:tc>
+          <w:tcPr>
+            <w:tcW w:type="dxa" w:w="576"/>
+            <w:tcMar>
+              <w:top w:w="100" w:type="dxa"/>
+              <w:bottom w:w="100" w:type="dxa"/>
+              <w:left w:w="80" w:type="dxa"/>
+              <w:right w:w="80" w:type="dxa"/>
+            </w:tcMar>
+            <w:shd w:fill="F9FAF8"/>
+          </w:tcPr>
+          <w:p>
+            <w:pPr>
+              <w:jc w:val="center"/>
+            </w:pPr>
+            <w:r>
+              <w:rPr>
+                <w:sz w:val="17"/>
+              </w:rPr>
+              <w:t>18</w:t>
+            </w:r>
+          </w:p>
+        </w:tc>
+        <w:tc>
+          <w:tcPr>
+            <w:tcW w:type="dxa" w:w="3312"/>
+            <w:tcMar>
+              <w:top w:w="100" w:type="dxa"/>
+              <w:bottom w:w="100" w:type="dxa"/>
+              <w:left w:w="80" w:type="dxa"/>
+              <w:right w:w="80" w:type="dxa"/>
+            </w:tcMar>
+            <w:shd w:fill="F9FAF8"/>
+          </w:tcPr>
+          <w:p>
+            <w:r>
+              <w:rPr>
+                <w:b/>
+                <w:sz w:val="17"/>
+              </w:rPr>
+              <w:t>Yeison Cumbe Trujillo</w:t>
+            </w:r>
+          </w:p>
+        </w:tc>
+        <w:tc>
+          <w:tcPr>
+            <w:tcW w:type="dxa" w:w="1728"/>
+            <w:tcMar>
+              <w:top w:w="100" w:type="dxa"/>
+              <w:bottom w:w="100" w:type="dxa"/>
+              <w:left w:w="80" w:type="dxa"/>
+              <w:right w:w="80" w:type="dxa"/>
+            </w:tcMar>
+            <w:shd w:fill="F9FAF8"/>
+          </w:tcPr>
+          <w:p>
+            <w:pPr>
+              <w:jc w:val="center"/>
+            </w:pPr>
+            <w:r>
+              <w:rPr>
+                <w:sz w:val="17"/>
+              </w:rPr>
+              <w:t>1007425122</w:t>
+            </w:r>
+          </w:p>
+        </w:tc>
+        <w:tc>
+          <w:tcPr>
+            <w:tcW w:type="dxa" w:w="1584"/>
+            <w:tcMar>
+              <w:top w:w="100" w:type="dxa"/>
+              <w:bottom w:w="100" w:type="dxa"/>
+              <w:left w:w="80" w:type="dxa"/>
+              <w:right w:w="80" w:type="dxa"/>
+            </w:tcMar>
+            <w:shd w:fill="F9FAF8"/>
+          </w:tcPr>
+          <w:p>
+            <w:pPr>
+              <w:jc w:val="center"/>
+            </w:pPr>
+            <w:r>
+              <w:rPr>
+                <w:sz w:val="17"/>
+              </w:rPr>
+              <w:t>3134868610</w:t>
+            </w:r>
+          </w:p>
+        </w:tc>
+        <w:tc>
+          <w:tcPr>
+            <w:tcW w:type="dxa" w:w="2592"/>
+            <w:tcMar>
+              <w:top w:w="100" w:type="dxa"/>
+              <w:bottom w:w="100" w:type="dxa"/>
+              <w:left w:w="80" w:type="dxa"/>
+              <w:right w:w="80" w:type="dxa"/>
+            </w:tcMar>
+            <w:shd w:fill="F9FAF8"/>
+          </w:tcPr>
+          <w:p>
+            <w:pPr>
+              <w:jc w:val="center"/>
+            </w:pPr>
+            <w:r>
+              <w:drawing>
+                <wp:inline xmlns:a="http://schemas.openxmlformats.org/drawingml/2006/main" xmlns:pic="http://schemas.openxmlformats.org/drawingml/2006/picture">
+                  <wp:extent cx="731520" cy="292608"/>
+                  <wp:docPr id="15" name="Picture 15"/>
+                  <wp:cNvGraphicFramePr>
+                    <a:graphicFrameLocks noChangeAspect="1"/>
+                  </wp:cNvGraphicFramePr>
+                  <a:graphic>
+                    <a:graphicData uri="http://schemas.openxmlformats.org/drawingml/2006/picture">
+                      <pic:pic>
+                        <pic:nvPicPr>
+                          <pic:cNvPr id="0" name="image.png"/>
+                          <pic:cNvPicPr/>
+                        </pic:nvPicPr>
+                        <pic:blipFill>
+                          <a:blip r:embed="rId23"/>
+                          <a:stretch>
+                            <a:fillRect/>
+                          </a:stretch>
+                        </pic:blipFill>
+                        <pic:spPr>
+                          <a:xfrm>
+                            <a:off x="0" y="0"/>
+                            <a:ext cx="731520" cy="292608"/>
+                          </a:xfrm>
+                          <a:prstGeom prst="rect"/>
+                        </pic:spPr>
+                      </pic:pic>
+                    </a:graphicData>
+                  </a:graphic>
+                </wp:inline>
+              </w:drawing>
+            </w:r>
+          </w:p>
+        </w:tc>
+      </w:tr>
+      <w:tr>
+        <w:tc>
+          <w:tcPr>
+            <w:tcW w:type="dxa" w:w="576"/>
+            <w:tcMar>
+              <w:top w:w="100" w:type="dxa"/>
+              <w:bottom w:w="100" w:type="dxa"/>
+              <w:left w:w="80" w:type="dxa"/>
+              <w:right w:w="80" w:type="dxa"/>
+            </w:tcMar>
+            <w:shd w:fill="FFFFFF"/>
+          </w:tcPr>
+          <w:p>
+            <w:pPr>
+              <w:jc w:val="center"/>
+            </w:pPr>
+            <w:r>
+              <w:rPr>
+                <w:sz w:val="17"/>
+              </w:rPr>
+              <w:t>19</w:t>
+            </w:r>
+          </w:p>
+        </w:tc>
+        <w:tc>
+          <w:tcPr>
+            <w:tcW w:type="dxa" w:w="3312"/>
+            <w:tcMar>
+              <w:top w:w="100" w:type="dxa"/>
+              <w:bottom w:w="100" w:type="dxa"/>
+              <w:left w:w="80" w:type="dxa"/>
+              <w:right w:w="80" w:type="dxa"/>
+            </w:tcMar>
+            <w:shd w:fill="FFFFFF"/>
+          </w:tcPr>
+          <w:p>
+            <w:r>
+              <w:rPr>
+                <w:b/>
+                <w:sz w:val="17"/>
+              </w:rPr>
+              <w:t>Felipe castillo</w:t>
+            </w:r>
+          </w:p>
+        </w:tc>
+        <w:tc>
+          <w:tcPr>
+            <w:tcW w:type="dxa" w:w="1728"/>
+            <w:tcMar>
+              <w:top w:w="100" w:type="dxa"/>
+              <w:bottom w:w="100" w:type="dxa"/>
+              <w:left w:w="80" w:type="dxa"/>
+              <w:right w:w="80" w:type="dxa"/>
+            </w:tcMar>
+            <w:shd w:fill="FFFFFF"/>
+          </w:tcPr>
+          <w:p>
+            <w:pPr>
+              <w:jc w:val="center"/>
+            </w:pPr>
+            <w:r>
+              <w:rPr>
+                <w:sz w:val="17"/>
+              </w:rPr>
+              <w:t>1075255510</w:t>
+            </w:r>
+          </w:p>
+        </w:tc>
+        <w:tc>
+          <w:tcPr>
+            <w:tcW w:type="dxa" w:w="1584"/>
+            <w:tcMar>
+              <w:top w:w="100" w:type="dxa"/>
+              <w:bottom w:w="100" w:type="dxa"/>
+              <w:left w:w="80" w:type="dxa"/>
+              <w:right w:w="80" w:type="dxa"/>
+            </w:tcMar>
+            <w:shd w:fill="FFFFFF"/>
+          </w:tcPr>
+          <w:p>
+            <w:pPr>
+              <w:jc w:val="center"/>
+            </w:pPr>
+            <w:r>
+              <w:rPr>
+                <w:sz w:val="17"/>
+              </w:rPr>
+              <w:t>3208557312</w:t>
+            </w:r>
+          </w:p>
+        </w:tc>
+        <w:tc>
+          <w:tcPr>
+            <w:tcW w:type="dxa" w:w="2592"/>
+            <w:tcMar>
+              <w:top w:w="100" w:type="dxa"/>
+              <w:bottom w:w="100" w:type="dxa"/>
+              <w:left w:w="80" w:type="dxa"/>
+              <w:right w:w="80" w:type="dxa"/>
+            </w:tcMar>
+            <w:shd w:fill="FFFFFF"/>
+          </w:tcPr>
+          <w:p>
+            <w:pPr>
+              <w:jc w:val="center"/>
+            </w:pPr>
+            <w:r>
+              <w:drawing>
+                <wp:inline xmlns:a="http://schemas.openxmlformats.org/drawingml/2006/main" xmlns:pic="http://schemas.openxmlformats.org/drawingml/2006/picture">
+                  <wp:extent cx="731520" cy="292608"/>
+                  <wp:docPr id="16" name="Picture 16"/>
+                  <wp:cNvGraphicFramePr>
+                    <a:graphicFrameLocks noChangeAspect="1"/>
+                  </wp:cNvGraphicFramePr>
+                  <a:graphic>
+                    <a:graphicData uri="http://schemas.openxmlformats.org/drawingml/2006/picture">
+                      <pic:pic>
+                        <pic:nvPicPr>
+                          <pic:cNvPr id="0" name="image.png"/>
+                          <pic:cNvPicPr/>
+                        </pic:nvPicPr>
+                        <pic:blipFill>
+                          <a:blip r:embed="rId24"/>
+                          <a:stretch>
+                            <a:fillRect/>
+                          </a:stretch>
+                        </pic:blipFill>
+                        <pic:spPr>
+                          <a:xfrm>
+                            <a:off x="0" y="0"/>
+                            <a:ext cx="731520" cy="292608"/>
+                          </a:xfrm>
+                          <a:prstGeom prst="rect"/>
+                        </pic:spPr>
+                      </pic:pic>
+                    </a:graphicData>
+                  </a:graphic>
+                </wp:inline>
+              </w:drawing>
+            </w:r>
+          </w:p>
+        </w:tc>
+      </w:tr>
+      <w:tr>
+        <w:tc>
+          <w:tcPr>
+            <w:tcW w:type="dxa" w:w="576"/>
+            <w:tcMar>
+              <w:top w:w="100" w:type="dxa"/>
+              <w:bottom w:w="100" w:type="dxa"/>
+              <w:left w:w="80" w:type="dxa"/>
+              <w:right w:w="80" w:type="dxa"/>
+            </w:tcMar>
+            <w:shd w:fill="F9FAF8"/>
+          </w:tcPr>
+          <w:p>
+            <w:pPr>
+              <w:jc w:val="center"/>
+            </w:pPr>
+            <w:r>
+              <w:rPr>
+                <w:sz w:val="17"/>
+              </w:rPr>
+              <w:t>20</w:t>
+            </w:r>
+          </w:p>
+        </w:tc>
+        <w:tc>
+          <w:tcPr>
+            <w:tcW w:type="dxa" w:w="3312"/>
+            <w:tcMar>
+              <w:top w:w="100" w:type="dxa"/>
+              <w:bottom w:w="100" w:type="dxa"/>
+              <w:left w:w="80" w:type="dxa"/>
+              <w:right w:w="80" w:type="dxa"/>
+            </w:tcMar>
+            <w:shd w:fill="F9FAF8"/>
+          </w:tcPr>
+          <w:p>
+            <w:r>
+              <w:rPr>
+                <w:b/>
+                <w:sz w:val="17"/>
+              </w:rPr>
+              <w:t>Oscar Ivan Castillo</w:t>
+            </w:r>
+          </w:p>
+        </w:tc>
+        <w:tc>
+          <w:tcPr>
+            <w:tcW w:type="dxa" w:w="1728"/>
+            <w:tcMar>
+              <w:top w:w="100" w:type="dxa"/>
+              <w:bottom w:w="100" w:type="dxa"/>
+              <w:left w:w="80" w:type="dxa"/>
+              <w:right w:w="80" w:type="dxa"/>
+            </w:tcMar>
+            <w:shd w:fill="F9FAF8"/>
+          </w:tcPr>
+          <w:p>
+            <w:pPr>
+              <w:jc w:val="center"/>
+            </w:pPr>
+            <w:r>
+              <w:rPr>
+                <w:sz w:val="17"/>
+              </w:rPr>
+              <w:t>ELE120242002</w:t>
+            </w:r>
+          </w:p>
+        </w:tc>
+        <w:tc>
+          <w:tcPr>
+            <w:tcW w:type="dxa" w:w="1584"/>
+            <w:tcMar>
+              <w:top w:w="100" w:type="dxa"/>
+              <w:bottom w:w="100" w:type="dxa"/>
+              <w:left w:w="80" w:type="dxa"/>
+              <w:right w:w="80" w:type="dxa"/>
+            </w:tcMar>
+            <w:shd w:fill="F9FAF8"/>
+          </w:tcPr>
+          <w:p>
+            <w:pPr>
+              <w:jc w:val="center"/>
+            </w:pPr>
+            <w:r>
+              <w:rPr>
+                <w:sz w:val="17"/>
+              </w:rPr>
+              <w:t>3203606476</w:t>
+            </w:r>
+          </w:p>
+        </w:tc>
+        <w:tc>
+          <w:tcPr>
+            <w:tcW w:type="dxa" w:w="2592"/>
+            <w:tcMar>
+              <w:top w:w="100" w:type="dxa"/>
+              <w:bottom w:w="100" w:type="dxa"/>
+              <w:left w:w="80" w:type="dxa"/>
+              <w:right w:w="80" w:type="dxa"/>
+            </w:tcMar>
+            <w:shd w:fill="F9FAF8"/>
+          </w:tcPr>
+          <w:p>
+            <w:pPr>
+              <w:jc w:val="center"/>
+            </w:pPr>
+            <w:r>
+              <w:drawing>
+                <wp:inline xmlns:a="http://schemas.openxmlformats.org/drawingml/2006/main" xmlns:pic="http://schemas.openxmlformats.org/drawingml/2006/picture">
+                  <wp:extent cx="731520" cy="292608"/>
+                  <wp:docPr id="17" name="Picture 17"/>
+                  <wp:cNvGraphicFramePr>
+                    <a:graphicFrameLocks noChangeAspect="1"/>
+                  </wp:cNvGraphicFramePr>
+                  <a:graphic>
+                    <a:graphicData uri="http://schemas.openxmlformats.org/drawingml/2006/picture">
+                      <pic:pic>
+                        <pic:nvPicPr>
+                          <pic:cNvPr id="0" name="image.png"/>
+                          <pic:cNvPicPr/>
+                        </pic:nvPicPr>
+                        <pic:blipFill>
+                          <a:blip r:embed="rId25"/>
                           <a:stretch>
                             <a:fillRect/>
                           </a:stretch>

--- a/cartas_solicitud/Carta_Solicitud_ELE0300735_SEÑALES_Y_CONTROL.docx
+++ b/cartas_solicitud/Carta_Solicitud_ELE0300735_SEÑALES_Y_CONTROL.docx
@@ -3043,9 +3043,70 @@
         <w:t>Atentamente,</w:t>
         <w:br/>
         <w:br/>
-        <w:t>ESTUDIANTES SOLICITANTES DE INGENIERÍA ELÉCTRICA</w:t>
+      </w:r>
+      <w:r>
+        <w:drawing>
+          <wp:inline xmlns:a="http://schemas.openxmlformats.org/drawingml/2006/main" xmlns:pic="http://schemas.openxmlformats.org/drawingml/2006/picture">
+            <wp:extent cx="1214524" cy="438912"/>
+            <wp:docPr id="18" name="Picture 18"/>
+            <wp:cNvGraphicFramePr>
+              <a:graphicFrameLocks noChangeAspect="1"/>
+            </wp:cNvGraphicFramePr>
+            <a:graphic>
+              <a:graphicData uri="http://schemas.openxmlformats.org/drawingml/2006/picture">
+                <pic:pic>
+                  <pic:nvPicPr>
+                    <pic:cNvPr id="0" name="image.png"/>
+                    <pic:cNvPicPr/>
+                  </pic:nvPicPr>
+                  <pic:blipFill>
+                    <a:blip r:embed="rId26"/>
+                    <a:stretch>
+                      <a:fillRect/>
+                    </a:stretch>
+                  </pic:blipFill>
+                  <pic:spPr>
+                    <a:xfrm>
+                      <a:off x="0" y="0"/>
+                      <a:ext cx="1214524" cy="438912"/>
+                    </a:xfrm>
+                    <a:prstGeom prst="rect"/>
+                  </pic:spPr>
+                </pic:pic>
+              </a:graphicData>
+            </a:graphic>
+          </wp:inline>
+        </w:drawing>
+      </w:r>
+      <w:r>
+        <w:br/>
+      </w:r>
+      <w:r>
+        <w:rPr>
+          <w:b/>
+          <w:color w:val="043D1A"/>
+          <w:sz w:val="20"/>
+        </w:rPr>
+        <w:t>CARMELO SANJUANES</w:t>
+        <w:br/>
+      </w:r>
+      <w:r>
+        <w:rPr>
+          <w:color w:val="323232"/>
+          <w:sz w:val="18"/>
+        </w:rPr>
+        <w:t>Representante Estudiantil - Ingeniería Eléctrica</w:t>
         <w:br/>
         <w:t>Fundación Escuela Tecnológica de Neiva "Jesús Oviedo Pérez" - FET</w:t>
+        <w:br/>
+      </w:r>
+      <w:r>
+        <w:rPr>
+          <w:i/>
+          <w:color w:val="065F46"/>
+          <w:sz w:val="17"/>
+        </w:rPr>
+        <w:t>(Carta Oficialmente Respaldada con 17 firmas estudiantiles)</w:t>
       </w:r>
     </w:p>
     <w:sectPr>

--- a/cartas_solicitud/Carta_Solicitud_ELE0300735_SEÑALES_Y_CONTROL.docx
+++ b/cartas_solicitud/Carta_Solicitud_ELE0300735_SEÑALES_Y_CONTROL.docx
@@ -11,7 +11,7 @@
           <w:color w:val="646464"/>
           <w:sz w:val="20"/>
         </w:rPr>
-        <w:t>Neiva, Huila, 25 de octubre de 2026</w:t>
+        <w:t>Neiva, Huila, 26 de octubre de 2026</w:t>
         <w:br/>
       </w:r>
     </w:p>
